--- a/pictures/Memos/memos-en.docx
+++ b/pictures/Memos/memos-en.docx
@@ -11,13 +11,14 @@
       </w:pPr>
       <w:r>
         <w:rPr>
+          <w:noProof/>
           <w:lang w:val="en-US"/>
           <w14:ligatures w14:val="standardContextual"/>
         </w:rPr>
         <mc:AlternateContent>
           <mc:Choice Requires="wpc">
             <w:drawing>
-              <wp:inline distT="0" distB="0" distL="0" distR="0" wp14:anchorId="3F35520E" wp14:editId="5C53631C">
+              <wp:inline distT="0" distB="0" distL="0" distR="0" wp14:anchorId="3F35520E" wp14:editId="57F4BE7E">
                 <wp:extent cx="10276840" cy="7200900"/>
                 <wp:effectExtent l="0" t="0" r="0" b="0"/>
                 <wp:docPr id="1879269446" name="Zone de dessin 1"/>
@@ -98,7 +99,7 @@
                         </pic:blipFill>
                         <pic:spPr bwMode="auto">
                           <a:xfrm>
-                            <a:off x="3614720" y="2493672"/>
+                            <a:off x="3436590" y="2493672"/>
                             <a:ext cx="719992" cy="720000"/>
                           </a:xfrm>
                           <a:prstGeom prst="rect">
@@ -167,7 +168,7 @@
                         </pic:blipFill>
                         <pic:spPr bwMode="auto">
                           <a:xfrm>
-                            <a:off x="658615" y="474804"/>
+                            <a:off x="642740" y="474804"/>
                             <a:ext cx="3695700" cy="1847850"/>
                           </a:xfrm>
                           <a:prstGeom prst="rect">
@@ -186,7 +187,7 @@
                       </pic:pic>
                       <pic:pic xmlns:pic="http://schemas.openxmlformats.org/drawingml/2006/picture">
                         <pic:nvPicPr>
-                          <pic:cNvPr id="1088921656" name="Image 1088921656"/>
+                          <pic:cNvPr id="657192978" name="Image 657192978"/>
                           <pic:cNvPicPr>
                             <a:picLocks noChangeAspect="1"/>
                           </pic:cNvPicPr>
@@ -199,15 +200,15 @@
                               </a:ext>
                             </a:extLst>
                           </a:blip>
-                          <a:srcRect l="37706" r="37747" b="25002"/>
+                          <a:srcRect l="37488" r="37446" b="24600"/>
                           <a:stretch>
                             <a:fillRect/>
                           </a:stretch>
                         </pic:blipFill>
                         <pic:spPr bwMode="auto">
                           <a:xfrm>
-                            <a:off x="658615" y="2447893"/>
-                            <a:ext cx="2534285" cy="868045"/>
+                            <a:off x="643137" y="2424435"/>
+                            <a:ext cx="2588260" cy="871855"/>
                           </a:xfrm>
                           <a:prstGeom prst="rect">
                             <a:avLst/>
@@ -231,7 +232,7 @@
           </mc:Choice>
           <mc:Fallback>
             <w:pict>
-              <v:group w14:anchorId="469B766E" id="Zone de dessin 1" o:spid="_x0000_s1026" editas="canvas" style="width:809.2pt;height:567pt;mso-position-horizontal-relative:char;mso-position-vertical-relative:line" coordsize="102768,72009" o:gfxdata="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">
+              <v:group w14:anchorId="5F6DFA62" id="Zone de dessin 1" o:spid="_x0000_s1026" editas="canvas" style="width:809.2pt;height:567pt;mso-position-horizontal-relative:char;mso-position-vertical-relative:line" coordsize="102768,72009" o:gfxdata="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">
                 <v:shapetype id="_x0000_t75" coordsize="21600,21600" o:spt="75" o:preferrelative="t" path="m@4@5l@4@11@9@11@9@5xe" filled="f" stroked="f">
                   <v:stroke joinstyle="miter"/>
                   <v:formulas>
@@ -256,17 +257,17 @@
                   <v:path o:connecttype="none"/>
                 </v:shape>
                 <v:rect id="Rectangle 1903031763" o:spid="_x0000_s1028" style="position:absolute;left:4896;top:3143;width:39604;height:31215;visibility:visible;mso-wrap-style:square;v-text-anchor:middle" o:gfxdata="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" filled="f" strokecolor="white [3212]" strokeweight="1pt"/>
-                <v:shape id="Image 1455474112" o:spid="_x0000_s1029" type="#_x0000_t75" style="position:absolute;left:36147;top:24936;width:7200;height:7200;visibility:visible;mso-wrap-style:square" o:gfxdata="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">
+                <v:shape id="Image 1455474112" o:spid="_x0000_s1029" type="#_x0000_t75" style="position:absolute;left:34365;top:24936;width:7200;height:7200;visibility:visible;mso-wrap-style:square" o:gfxdata="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">
                   <v:imagedata r:id="rId12" o:title="" gain="19661f" blacklevel="22938f"/>
                 </v:shape>
                 <v:shape id="Image 976715722" o:spid="_x0000_s1030" type="#_x0000_t75" style="position:absolute;left:6815;top:4017;width:7200;height:7200;flip:x;visibility:visible;mso-wrap-style:square" o:gfxdata="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">
                   <v:imagedata r:id="rId13" o:title="" gain="19661f" blacklevel="22938f"/>
                 </v:shape>
-                <v:shape id="Image 466307834" o:spid="_x0000_s1031" type="#_x0000_t75" style="position:absolute;left:6586;top:4748;width:36957;height:18478;visibility:visible;mso-wrap-style:square" o:gfxdata="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">
+                <v:shape id="Image 466307834" o:spid="_x0000_s1031" type="#_x0000_t75" style="position:absolute;left:6427;top:4748;width:36957;height:18478;visibility:visible;mso-wrap-style:square" o:gfxdata="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">
                   <v:imagedata r:id="rId14" o:title="" cropbottom="8777f" cropleft="21027f" cropright="21067f"/>
                 </v:shape>
-                <v:shape id="Image 1088921656" o:spid="_x0000_s1032" type="#_x0000_t75" style="position:absolute;left:6586;top:24478;width:25343;height:8681;visibility:visible;mso-wrap-style:square" o:gfxdata="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">
-                  <v:imagedata r:id="rId15" o:title="" cropbottom="16385f" cropleft="24711f" cropright="24738f"/>
+                <v:shape id="Image 657192978" o:spid="_x0000_s1032" type="#_x0000_t75" style="position:absolute;left:6431;top:24244;width:25882;height:8718;visibility:visible;mso-wrap-style:square" o:gfxdata="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">
+                  <v:imagedata r:id="rId15" o:title="" cropbottom="16122f" cropleft="24568f" cropright="24541f"/>
                 </v:shape>
                 <w10:anchorlock/>
               </v:group>
@@ -284,6 +285,7 @@
       </w:pPr>
       <w:r>
         <w:rPr>
+          <w:noProof/>
           <w:lang w:val="en-US"/>
           <w14:ligatures w14:val="standardContextual"/>
         </w:rPr>
@@ -1239,6 +1241,7 @@
             </w:pPr>
             <w:r>
               <w:rPr>
+                <w:noProof/>
                 <w:lang w:val="en-US"/>
               </w:rPr>
               <w:drawing>
@@ -1349,6 +1352,7 @@
             </w:pPr>
             <w:r>
               <w:rPr>
+                <w:noProof/>
                 <w:lang w:val="en-US"/>
               </w:rPr>
               <w:drawing>
@@ -1490,6 +1494,7 @@
             </w:pPr>
             <w:r>
               <w:rPr>
+                <w:noProof/>
                 <w:lang w:val="en-US"/>
               </w:rPr>
               <w:drawing>
@@ -1664,6 +1669,7 @@
             <w:r>
               <w:rPr>
                 <w:rFonts w:ascii="Segoe UI" w:hAnsi="Segoe UI" w:cs="Segoe UI"/>
+                <w:noProof/>
                 <w:sz w:val="16"/>
                 <w:szCs w:val="16"/>
                 <w:lang w:val="en-US"/>
@@ -1733,6 +1739,7 @@
             <w:r>
               <w:rPr>
                 <w:rFonts w:ascii="Segoe UI" w:hAnsi="Segoe UI" w:cs="Segoe UI"/>
+                <w:noProof/>
                 <w:sz w:val="16"/>
                 <w:szCs w:val="16"/>
                 <w:lang w:val="en-US"/>
@@ -1802,6 +1809,7 @@
             <w:r>
               <w:rPr>
                 <w:rFonts w:ascii="Segoe UI" w:hAnsi="Segoe UI" w:cs="Segoe UI"/>
+                <w:noProof/>
                 <w:sz w:val="16"/>
                 <w:szCs w:val="16"/>
                 <w:lang w:val="en-US"/>
@@ -1921,6 +1929,7 @@
             <w:r>
               <w:rPr>
                 <w:rFonts w:ascii="Segoe UI" w:hAnsi="Segoe UI" w:cs="Segoe UI"/>
+                <w:noProof/>
                 <w:sz w:val="16"/>
                 <w:szCs w:val="16"/>
                 <w:lang w:val="en-US"/>
@@ -1987,6 +1996,7 @@
             <w:r>
               <w:rPr>
                 <w:rFonts w:ascii="Segoe UI" w:hAnsi="Segoe UI" w:cs="Segoe UI"/>
+                <w:noProof/>
                 <w:sz w:val="16"/>
                 <w:szCs w:val="16"/>
                 <w:lang w:val="en-US"/>
@@ -2056,6 +2066,7 @@
             <w:r>
               <w:rPr>
                 <w:rFonts w:ascii="Segoe UI" w:hAnsi="Segoe UI" w:cs="Segoe UI"/>
+                <w:noProof/>
                 <w:sz w:val="16"/>
                 <w:szCs w:val="16"/>
                 <w:lang w:val="en-US"/>
@@ -2175,6 +2186,7 @@
             <w:r>
               <w:rPr>
                 <w:rFonts w:ascii="Segoe UI" w:hAnsi="Segoe UI" w:cs="Segoe UI"/>
+                <w:noProof/>
                 <w:sz w:val="16"/>
                 <w:szCs w:val="16"/>
                 <w:lang w:val="en-US"/>
@@ -2241,6 +2253,7 @@
             <w:r>
               <w:rPr>
                 <w:rFonts w:ascii="Segoe UI" w:hAnsi="Segoe UI" w:cs="Segoe UI"/>
+                <w:noProof/>
                 <w:sz w:val="16"/>
                 <w:szCs w:val="16"/>
                 <w:lang w:val="en-US"/>
@@ -2307,6 +2320,7 @@
             <w:r>
               <w:rPr>
                 <w:rFonts w:ascii="Segoe UI" w:hAnsi="Segoe UI" w:cs="Segoe UI"/>
+                <w:noProof/>
                 <w:sz w:val="16"/>
                 <w:szCs w:val="16"/>
                 <w:lang w:val="en-US"/>
@@ -2426,6 +2440,7 @@
             <w:r>
               <w:rPr>
                 <w:rFonts w:ascii="Segoe UI" w:hAnsi="Segoe UI" w:cs="Segoe UI"/>
+                <w:noProof/>
                 <w:sz w:val="16"/>
                 <w:szCs w:val="16"/>
                 <w:lang w:val="en-US"/>
@@ -2492,6 +2507,7 @@
             <w:r>
               <w:rPr>
                 <w:rFonts w:ascii="Segoe UI" w:hAnsi="Segoe UI" w:cs="Segoe UI"/>
+                <w:noProof/>
                 <w:sz w:val="16"/>
                 <w:szCs w:val="16"/>
                 <w:lang w:val="en-US"/>
@@ -2558,6 +2574,7 @@
             <w:r>
               <w:rPr>
                 <w:rFonts w:ascii="Segoe UI" w:hAnsi="Segoe UI" w:cs="Segoe UI"/>
+                <w:noProof/>
                 <w:sz w:val="16"/>
                 <w:szCs w:val="16"/>
                 <w:lang w:val="en-US"/>
@@ -2634,7 +2651,7 @@
         <w:gridCol w:w="1129"/>
         <w:gridCol w:w="742"/>
         <w:gridCol w:w="285"/>
-        <w:gridCol w:w="742"/>
+        <w:gridCol w:w="790"/>
         <w:gridCol w:w="742"/>
       </w:tblGrid>
       <w:tr>
@@ -2789,7 +2806,7 @@
                 <w:szCs w:val="16"/>
                 <w:lang w:val="en-US"/>
               </w:rPr>
-              <w:t>Discard</w:t>
+              <w:t>Cemetery</w:t>
             </w:r>
           </w:p>
         </w:tc>
